--- a/Laboratorio sesion 22.docx
+++ b/Laboratorio sesion 22.docx
@@ -3017,6 +3017,9 @@
     </w:p>
     <w:p>
       <w:r>
+        <w:rPr>
+          <w:noProof/>
+        </w:rPr>
         <w:drawing>
           <wp:inline distT="0" distB="0" distL="0" distR="0" wp14:anchorId="7813A9AF" wp14:editId="38B73D7B">
             <wp:extent cx="6405880" cy="1559560"/>
@@ -3061,6 +3064,9 @@
     </w:p>
     <w:p>
       <w:r>
+        <w:rPr>
+          <w:noProof/>
+        </w:rPr>
         <w:drawing>
           <wp:inline distT="0" distB="0" distL="0" distR="0" wp14:anchorId="3383293D" wp14:editId="4E13F0E2">
             <wp:extent cx="3635654" cy="2247496"/>
@@ -3168,6 +3174,9 @@
     <w:p/>
     <w:p>
       <w:r>
+        <w:rPr>
+          <w:noProof/>
+        </w:rPr>
         <w:drawing>
           <wp:inline distT="0" distB="0" distL="0" distR="0" wp14:anchorId="6AF0F67E" wp14:editId="099C2104">
             <wp:extent cx="2809037" cy="2054482"/>
@@ -3268,6 +3277,9 @@
     </w:p>
     <w:p>
       <w:r>
+        <w:rPr>
+          <w:noProof/>
+        </w:rPr>
         <w:drawing>
           <wp:inline distT="0" distB="0" distL="0" distR="0" wp14:anchorId="3DFA7F25" wp14:editId="4DEC734D">
             <wp:extent cx="4953691" cy="1962424"/>
@@ -3325,6 +3337,9 @@
     </w:p>
     <w:p>
       <w:r>
+        <w:rPr>
+          <w:noProof/>
+        </w:rPr>
         <w:drawing>
           <wp:inline distT="0" distB="0" distL="0" distR="0" wp14:anchorId="0BDB6CE4" wp14:editId="0674BFD0">
             <wp:extent cx="5278970" cy="2739434"/>
@@ -3369,6 +3384,9 @@
     </w:p>
     <w:p>
       <w:r>
+        <w:rPr>
+          <w:noProof/>
+        </w:rPr>
         <w:drawing>
           <wp:inline distT="0" distB="0" distL="0" distR="0" wp14:anchorId="292E2DE0" wp14:editId="145306DE">
             <wp:extent cx="4869712" cy="1982544"/>
@@ -3413,6 +3431,9 @@
     </w:p>
     <w:p>
       <w:r>
+        <w:rPr>
+          <w:noProof/>
+        </w:rPr>
         <w:drawing>
           <wp:inline distT="0" distB="0" distL="0" distR="0" wp14:anchorId="484692C9" wp14:editId="3EEEE9FF">
             <wp:extent cx="3995895" cy="2232837"/>
@@ -3467,6 +3488,9 @@
     </w:p>
     <w:p>
       <w:r>
+        <w:rPr>
+          <w:noProof/>
+        </w:rPr>
         <w:drawing>
           <wp:inline distT="0" distB="0" distL="0" distR="0" wp14:anchorId="2EF360DB" wp14:editId="73690BF3">
             <wp:extent cx="3828624" cy="3537242"/>
@@ -3922,34 +3946,25 @@
       </w:pPr>
       <w:r>
         <w:rPr>
-          <w:noProof/>
           <w:sz w:val="20"/>
         </w:rPr>
         <w:drawing>
-          <wp:anchor distT="0" distB="0" distL="0" distR="0" simplePos="0" relativeHeight="487588352" behindDoc="1" locked="0" layoutInCell="1" allowOverlap="1" wp14:anchorId="463B60DD" wp14:editId="6EFFD726">
-            <wp:simplePos x="0" y="0"/>
-            <wp:positionH relativeFrom="page">
-              <wp:posOffset>1079500</wp:posOffset>
-            </wp:positionH>
-            <wp:positionV relativeFrom="paragraph">
-              <wp:posOffset>185509</wp:posOffset>
-            </wp:positionV>
-            <wp:extent cx="5379150" cy="2208276"/>
+          <wp:inline distT="0" distB="0" distL="0" distR="0" wp14:anchorId="4FF020F6" wp14:editId="05562E72">
+            <wp:extent cx="6405880" cy="2919095"/>
             <wp:effectExtent l="0" t="0" r="0" b="0"/>
-            <wp:wrapTopAndBottom/>
-            <wp:docPr id="6" name="Image 6" descr="Captura de pantalla de un celular  Descripción generada automáticamente"/>
+            <wp:docPr id="1643020100" name="Imagen 1"/>
             <wp:cNvGraphicFramePr>
-              <a:graphicFrameLocks xmlns:a="http://schemas.openxmlformats.org/drawingml/2006/main"/>
+              <a:graphicFrameLocks xmlns:a="http://schemas.openxmlformats.org/drawingml/2006/main" noChangeAspect="1"/>
             </wp:cNvGraphicFramePr>
             <a:graphic xmlns:a="http://schemas.openxmlformats.org/drawingml/2006/main">
               <a:graphicData uri="http://schemas.openxmlformats.org/drawingml/2006/picture">
                 <pic:pic xmlns:pic="http://schemas.openxmlformats.org/drawingml/2006/picture">
                   <pic:nvPicPr>
-                    <pic:cNvPr id="6" name="Image 6" descr="Captura de pantalla de un celular  Descripción generada automáticamente"/>
+                    <pic:cNvPr id="1643020100" name=""/>
                     <pic:cNvPicPr/>
                   </pic:nvPicPr>
                   <pic:blipFill>
-                    <a:blip r:embed="rId34" cstate="print"/>
+                    <a:blip r:embed="rId34"/>
                     <a:stretch>
                       <a:fillRect/>
                     </a:stretch>
@@ -3957,7 +3972,7 @@
                   <pic:spPr>
                     <a:xfrm>
                       <a:off x="0" y="0"/>
-                      <a:ext cx="5379150" cy="2208276"/>
+                      <a:ext cx="6405880" cy="2919095"/>
                     </a:xfrm>
                     <a:prstGeom prst="rect">
                       <a:avLst/>
@@ -3966,7 +3981,7 @@
                 </pic:pic>
               </a:graphicData>
             </a:graphic>
-          </wp:anchor>
+          </wp:inline>
         </w:drawing>
       </w:r>
     </w:p>
@@ -4954,6 +4969,7 @@
   <w:style w:type="character" w:default="1" w:styleId="Fuentedeprrafopredeter">
     <w:name w:val="Default Paragraph Font"/>
     <w:uiPriority w:val="1"/>
+    <w:semiHidden/>
     <w:unhideWhenUsed/>
   </w:style>
   <w:style w:type="table" w:default="1" w:styleId="Tablanormal">
